--- a/引擎功能研究/蓝图转C++.docx
+++ b/引擎功能研究/蓝图转C++.docx
@@ -9,6 +9,67 @@
           <w:lang w:val="en-US" w:eastAsia="zh-CN"/>
         </w:rPr>
       </w:pPr>
+      <w:r>
+        <w:rPr>
+          <w:rFonts w:hint="eastAsia"/>
+          <w:lang w:val="en-US" w:eastAsia="zh-CN"/>
+        </w:rPr>
+        <w:t>参考文献</w:t>
+      </w:r>
+    </w:p>
+    <w:p>
+      <w:pPr>
+        <w:rPr>
+          <w:rFonts w:hint="default"/>
+          <w:lang w:val="en-US" w:eastAsia="zh-CN"/>
+        </w:rPr>
+      </w:pPr>
+      <w:r>
+        <w:rPr>
+          <w:rFonts w:hint="default"/>
+          <w:lang w:val="en-US" w:eastAsia="zh-CN"/>
+        </w:rPr>
+        <w:fldChar w:fldCharType="begin"/>
+      </w:r>
+      <w:r>
+        <w:rPr>
+          <w:rFonts w:hint="default"/>
+          <w:lang w:val="en-US" w:eastAsia="zh-CN"/>
+        </w:rPr>
+        <w:instrText xml:space="preserve"> HYPERLINK "https://dev.epicgames.com/community/learning/courses/re6/unreal-engine-c/z4EJ/unreal-engine-c" </w:instrText>
+      </w:r>
+      <w:r>
+        <w:rPr>
+          <w:rFonts w:hint="default"/>
+          <w:lang w:val="en-US" w:eastAsia="zh-CN"/>
+        </w:rPr>
+        <w:fldChar w:fldCharType="separate"/>
+      </w:r>
+      <w:r>
+        <w:rPr>
+          <w:rStyle w:val="5"/>
+          <w:rFonts w:hint="default"/>
+          <w:lang w:val="en-US" w:eastAsia="zh-CN"/>
+        </w:rPr>
+        <w:t>https://dev.epicgames.com/community/learning/courses/re6/unreal-engine-c/z4EJ/unreal-engine-c</w:t>
+      </w:r>
+      <w:r>
+        <w:rPr>
+          <w:rFonts w:hint="default"/>
+          <w:lang w:val="en-US" w:eastAsia="zh-CN"/>
+        </w:rPr>
+        <w:fldChar w:fldCharType="end"/>
+      </w:r>
+    </w:p>
+    <w:p>
+      <w:pPr>
+        <w:rPr>
+          <w:rFonts w:hint="default"/>
+          <w:lang w:val="en-US" w:eastAsia="zh-CN"/>
+        </w:rPr>
+      </w:pPr>
+      <w:bookmarkStart w:id="0" w:name="_GoBack"/>
+      <w:bookmarkEnd w:id="0"/>
     </w:p>
     <w:p>
       <w:pPr>
@@ -238,8 +299,6 @@
         </w:rPr>
         <w:t>C++性能最好，不会像蓝图一样走虚拟机，C++可以实现任何功能，任何。C++适合用于版本控制。代码一行就能看懂。好维护。</w:t>
       </w:r>
-      <w:bookmarkStart w:id="0" w:name="_GoBack"/>
-      <w:bookmarkEnd w:id="0"/>
     </w:p>
     <w:sectPr>
       <w:pgSz w:w="11906" w:h="16838"/>
@@ -256,7 +315,7 @@
   <w:docDefaults>
     <w:rPrDefault>
       <w:rPr>
-        <w:rFonts w:asciiTheme="minorHAnsi" w:hAnsiTheme="minorHAnsi" w:eastAsiaTheme="minorEastAsia" w:cstheme="minorBidi"/>
+        <w:rFonts w:ascii="Times New Roman" w:hAnsi="Times New Roman" w:eastAsia="宋体" w:cs="Times New Roman"/>
       </w:rPr>
     </w:rPrDefault>
     <w:pPrDefault/>
@@ -566,6 +625,15 @@
       </w:tblCellMar>
     </w:tblPr>
   </w:style>
+  <w:style w:type="character" w:styleId="5">
+    <w:name w:val="Hyperlink"/>
+    <w:basedOn w:val="4"/>
+    <w:uiPriority w:val="0"/>
+    <w:rPr>
+      <w:color w:val="0000FF"/>
+      <w:u w:val="single"/>
+    </w:rPr>
+  </w:style>
 </w:styles>
 </file>
 
